--- a/lessons/5-5/homework.docx
+++ b/lessons/5-5/homework.docx
@@ -106,7 +106,55 @@
     </w:p>
     <w:p>
       <w:pPr>
-        <w:spacing w:after="60"/>
+        <w:keepNext/>
+        <w:spacing w:after="20" w:before="80"/>
+        <w:jc w:val="center"/>
+      </w:pPr>
+      <w:r>
+        <w:drawing>
+          <wp:inline distT="0" distB="0" distL="0" distR="0">
+            <wp:extent cx="1047750" cy="790575"/>
+            <wp:effectExtent t="0" r="0" b="0" l="0"/>
+            <wp:docPr id="1" name="" descr="" title=""/>
+            <wp:cNvGraphicFramePr>
+              <a:graphicFrameLocks xmlns:a="http://schemas.openxmlformats.org/drawingml/2006/main" noChangeAspect="1"/>
+            </wp:cNvGraphicFramePr>
+            <a:graphic xmlns:a="http://schemas.openxmlformats.org/drawingml/2006/main">
+              <a:graphicData uri="http://schemas.openxmlformats.org/drawingml/2006/picture">
+                <pic:pic xmlns:pic="http://schemas.openxmlformats.org/drawingml/2006/picture">
+                  <pic:nvPicPr>
+                    <pic:cNvPr id="0" name="" descr=""/>
+                    <pic:cNvPicPr>
+                      <a:picLocks noChangeAspect="1" noChangeArrowheads="1"/>
+                    </pic:cNvPicPr>
+                  </pic:nvPicPr>
+                  <pic:blipFill>
+                    <a:blip r:embed="rId7" cstate="none"/>
+                    <a:srcRect/>
+                    <a:stretch>
+                      <a:fillRect/>
+                    </a:stretch>
+                  </pic:blipFill>
+                  <pic:spPr bwMode="auto">
+                    <a:xfrm>
+                      <a:off x="0" y="0"/>
+                      <a:ext cx="1047750" cy="790575"/>
+                    </a:xfrm>
+                    <a:prstGeom prst="rect">
+                      <a:avLst/>
+                    </a:prstGeom>
+                  </pic:spPr>
+                </pic:pic>
+              </a:graphicData>
+            </a:graphic>
+          </wp:inline>
+        </w:drawing>
+      </w:r>
+    </w:p>
+    <w:p>
+      <w:pPr>
+        <w:keepNext/>
+        <w:spacing w:after="120"/>
       </w:pPr>
       <w:r>
         <w:rPr>
@@ -116,12 +164,60 @@
         <w:t xml:space="preserve">Composite Figure (Figura compuesta)</w:t>
       </w:r>
       <w:r>
-        <w:t xml:space="preserve"> — A figure made up of two or more simple geometric shapes</w:t>
-      </w:r>
-    </w:p>
-    <w:p>
-      <w:pPr>
-        <w:spacing w:after="60"/>
+        <w:t xml:space="preserve"> — A shape made by putting two or more simple shapes together.</w:t>
+      </w:r>
+    </w:p>
+    <w:p>
+      <w:pPr>
+        <w:keepNext/>
+        <w:spacing w:after="20" w:before="80"/>
+        <w:jc w:val="center"/>
+      </w:pPr>
+      <w:r>
+        <w:drawing>
+          <wp:inline distT="0" distB="0" distL="0" distR="0">
+            <wp:extent cx="1047750" cy="790575"/>
+            <wp:effectExtent t="0" r="0" b="0" l="0"/>
+            <wp:docPr id="1" name="" descr="" title=""/>
+            <wp:cNvGraphicFramePr>
+              <a:graphicFrameLocks xmlns:a="http://schemas.openxmlformats.org/drawingml/2006/main" noChangeAspect="1"/>
+            </wp:cNvGraphicFramePr>
+            <a:graphic xmlns:a="http://schemas.openxmlformats.org/drawingml/2006/main">
+              <a:graphicData uri="http://schemas.openxmlformats.org/drawingml/2006/picture">
+                <pic:pic xmlns:pic="http://schemas.openxmlformats.org/drawingml/2006/picture">
+                  <pic:nvPicPr>
+                    <pic:cNvPr id="0" name="" descr=""/>
+                    <pic:cNvPicPr>
+                      <a:picLocks noChangeAspect="1" noChangeArrowheads="1"/>
+                    </pic:cNvPicPr>
+                  </pic:nvPicPr>
+                  <pic:blipFill>
+                    <a:blip r:embed="rId8" cstate="none"/>
+                    <a:srcRect/>
+                    <a:stretch>
+                      <a:fillRect/>
+                    </a:stretch>
+                  </pic:blipFill>
+                  <pic:spPr bwMode="auto">
+                    <a:xfrm>
+                      <a:off x="0" y="0"/>
+                      <a:ext cx="1047750" cy="790575"/>
+                    </a:xfrm>
+                    <a:prstGeom prst="rect">
+                      <a:avLst/>
+                    </a:prstGeom>
+                  </pic:spPr>
+                </pic:pic>
+              </a:graphicData>
+            </a:graphic>
+          </wp:inline>
+        </w:drawing>
+      </w:r>
+    </w:p>
+    <w:p>
+      <w:pPr>
+        <w:keepNext/>
+        <w:spacing w:after="120"/>
       </w:pPr>
       <w:r>
         <w:rPr>
@@ -131,12 +227,60 @@
         <w:t xml:space="preserve">Decompose (Descomponer)</w:t>
       </w:r>
       <w:r>
-        <w:t xml:space="preserve"> — To break a figure into simpler, non-overlapping shapes</w:t>
-      </w:r>
-    </w:p>
-    <w:p>
-      <w:pPr>
-        <w:spacing w:after="60"/>
+        <w:t xml:space="preserve"> — To break a shape into smaller, simpler shapes.</w:t>
+      </w:r>
+    </w:p>
+    <w:p>
+      <w:pPr>
+        <w:keepNext/>
+        <w:spacing w:after="20" w:before="80"/>
+        <w:jc w:val="center"/>
+      </w:pPr>
+      <w:r>
+        <w:drawing>
+          <wp:inline distT="0" distB="0" distL="0" distR="0">
+            <wp:extent cx="1047750" cy="790575"/>
+            <wp:effectExtent t="0" r="0" b="0" l="0"/>
+            <wp:docPr id="1" name="" descr="" title=""/>
+            <wp:cNvGraphicFramePr>
+              <a:graphicFrameLocks xmlns:a="http://schemas.openxmlformats.org/drawingml/2006/main" noChangeAspect="1"/>
+            </wp:cNvGraphicFramePr>
+            <a:graphic xmlns:a="http://schemas.openxmlformats.org/drawingml/2006/main">
+              <a:graphicData uri="http://schemas.openxmlformats.org/drawingml/2006/picture">
+                <pic:pic xmlns:pic="http://schemas.openxmlformats.org/drawingml/2006/picture">
+                  <pic:nvPicPr>
+                    <pic:cNvPr id="0" name="" descr=""/>
+                    <pic:cNvPicPr>
+                      <a:picLocks noChangeAspect="1" noChangeArrowheads="1"/>
+                    </pic:cNvPicPr>
+                  </pic:nvPicPr>
+                  <pic:blipFill>
+                    <a:blip r:embed="rId9" cstate="none"/>
+                    <a:srcRect/>
+                    <a:stretch>
+                      <a:fillRect/>
+                    </a:stretch>
+                  </pic:blipFill>
+                  <pic:spPr bwMode="auto">
+                    <a:xfrm>
+                      <a:off x="0" y="0"/>
+                      <a:ext cx="1047750" cy="790575"/>
+                    </a:xfrm>
+                    <a:prstGeom prst="rect">
+                      <a:avLst/>
+                    </a:prstGeom>
+                  </pic:spPr>
+                </pic:pic>
+              </a:graphicData>
+            </a:graphic>
+          </wp:inline>
+        </w:drawing>
+      </w:r>
+    </w:p>
+    <w:p>
+      <w:pPr>
+        <w:keepNext/>
+        <w:spacing w:after="120"/>
       </w:pPr>
       <w:r>
         <w:rPr>
@@ -146,12 +290,60 @@
         <w:t xml:space="preserve">Add (Sumar)</w:t>
       </w:r>
       <w:r>
-        <w:t xml:space="preserve"> — Combine the areas of the simpler shapes to find the total area</w:t>
-      </w:r>
-    </w:p>
-    <w:p>
-      <w:pPr>
-        <w:spacing w:after="60"/>
+        <w:t xml:space="preserve"> — Add up the areas of the smaller shapes to get the total.</w:t>
+      </w:r>
+    </w:p>
+    <w:p>
+      <w:pPr>
+        <w:keepNext/>
+        <w:spacing w:after="20" w:before="80"/>
+        <w:jc w:val="center"/>
+      </w:pPr>
+      <w:r>
+        <w:drawing>
+          <wp:inline distT="0" distB="0" distL="0" distR="0">
+            <wp:extent cx="1047750" cy="790575"/>
+            <wp:effectExtent t="0" r="0" b="0" l="0"/>
+            <wp:docPr id="1" name="" descr="" title=""/>
+            <wp:cNvGraphicFramePr>
+              <a:graphicFrameLocks xmlns:a="http://schemas.openxmlformats.org/drawingml/2006/main" noChangeAspect="1"/>
+            </wp:cNvGraphicFramePr>
+            <a:graphic xmlns:a="http://schemas.openxmlformats.org/drawingml/2006/main">
+              <a:graphicData uri="http://schemas.openxmlformats.org/drawingml/2006/picture">
+                <pic:pic xmlns:pic="http://schemas.openxmlformats.org/drawingml/2006/picture">
+                  <pic:nvPicPr>
+                    <pic:cNvPr id="0" name="" descr=""/>
+                    <pic:cNvPicPr>
+                      <a:picLocks noChangeAspect="1" noChangeArrowheads="1"/>
+                    </pic:cNvPicPr>
+                  </pic:nvPicPr>
+                  <pic:blipFill>
+                    <a:blip r:embed="rId8" cstate="none"/>
+                    <a:srcRect/>
+                    <a:stretch>
+                      <a:fillRect/>
+                    </a:stretch>
+                  </pic:blipFill>
+                  <pic:spPr bwMode="auto">
+                    <a:xfrm>
+                      <a:off x="0" y="0"/>
+                      <a:ext cx="1047750" cy="790575"/>
+                    </a:xfrm>
+                    <a:prstGeom prst="rect">
+                      <a:avLst/>
+                    </a:prstGeom>
+                  </pic:spPr>
+                </pic:pic>
+              </a:graphicData>
+            </a:graphic>
+          </wp:inline>
+        </w:drawing>
+      </w:r>
+    </w:p>
+    <w:p>
+      <w:pPr>
+        <w:keepNext/>
+        <w:spacing w:after="120"/>
       </w:pPr>
       <w:r>
         <w:rPr>
@@ -161,12 +353,60 @@
         <w:t xml:space="preserve">Subtract (Restar)</w:t>
       </w:r>
       <w:r>
-        <w:t xml:space="preserve"> — Remove the area of a missing piece from a larger shape</w:t>
-      </w:r>
-    </w:p>
-    <w:p>
-      <w:pPr>
-        <w:spacing w:after="60"/>
+        <w:t xml:space="preserve"> — Take away the area of a missing piece from a bigger shape.</w:t>
+      </w:r>
+    </w:p>
+    <w:p>
+      <w:pPr>
+        <w:keepNext/>
+        <w:spacing w:after="20" w:before="80"/>
+        <w:jc w:val="center"/>
+      </w:pPr>
+      <w:r>
+        <w:drawing>
+          <wp:inline distT="0" distB="0" distL="0" distR="0">
+            <wp:extent cx="1047750" cy="790575"/>
+            <wp:effectExtent t="0" r="0" b="0" l="0"/>
+            <wp:docPr id="1" name="" descr="" title=""/>
+            <wp:cNvGraphicFramePr>
+              <a:graphicFrameLocks xmlns:a="http://schemas.openxmlformats.org/drawingml/2006/main" noChangeAspect="1"/>
+            </wp:cNvGraphicFramePr>
+            <a:graphic xmlns:a="http://schemas.openxmlformats.org/drawingml/2006/main">
+              <a:graphicData uri="http://schemas.openxmlformats.org/drawingml/2006/picture">
+                <pic:pic xmlns:pic="http://schemas.openxmlformats.org/drawingml/2006/picture">
+                  <pic:nvPicPr>
+                    <pic:cNvPr id="0" name="" descr=""/>
+                    <pic:cNvPicPr>
+                      <a:picLocks noChangeAspect="1" noChangeArrowheads="1"/>
+                    </pic:cNvPicPr>
+                  </pic:nvPicPr>
+                  <pic:blipFill>
+                    <a:blip r:embed="rId10" cstate="none"/>
+                    <a:srcRect/>
+                    <a:stretch>
+                      <a:fillRect/>
+                    </a:stretch>
+                  </pic:blipFill>
+                  <pic:spPr bwMode="auto">
+                    <a:xfrm>
+                      <a:off x="0" y="0"/>
+                      <a:ext cx="1047750" cy="790575"/>
+                    </a:xfrm>
+                    <a:prstGeom prst="rect">
+                      <a:avLst/>
+                    </a:prstGeom>
+                  </pic:spPr>
+                </pic:pic>
+              </a:graphicData>
+            </a:graphic>
+          </wp:inline>
+        </w:drawing>
+      </w:r>
+    </w:p>
+    <w:p>
+      <w:pPr>
+        <w:keepNext/>
+        <w:spacing w:after="120"/>
       </w:pPr>
       <w:r>
         <w:rPr>
@@ -176,7 +416,7 @@
         <w:t xml:space="preserve">Formula (Fórmula)</w:t>
       </w:r>
       <w:r>
-        <w:t xml:space="preserve"> — A mathematical rule written with symbols</w:t>
+        <w:t xml:space="preserve"> — A math rule written with symbols.</w:t>
       </w:r>
     </w:p>
     <w:p>

--- a/lessons/5-5/homework.docx
+++ b/lessons/5-5/homework.docx
@@ -24,7 +24,7 @@
           <w:i/>
           <w:iCs/>
         </w:rPr>
-        <w:t xml:space="preserve">Lesson 5-5  •  Standard 6.G.1</w:t>
+        <w:t xml:space="preserve">Lesson 5-5  •  Standard 6.GR.1</w:t>
       </w:r>
     </w:p>
     <w:p>
@@ -1257,39 +1257,43 @@
           <w:b/>
           <w:bCs/>
         </w:rPr>
-        <w:t xml:space="preserve">6. A figure is a 6×4 rectangle with a 2×2 square added on. What is the total area?</w:t>
-      </w:r>
-    </w:p>
-    <w:p>
-      <w:pPr>
-        <w:spacing w:after="40" w:before="0"/>
-      </w:pPr>
-      <w:r>
-        <w:t xml:space="preserve">     A. 28 sq units</w:t>
-      </w:r>
-    </w:p>
-    <w:p>
-      <w:pPr>
-        <w:spacing w:after="40" w:before="0"/>
-      </w:pPr>
-      <w:r>
-        <w:t xml:space="preserve">     B. 24 sq units</w:t>
-      </w:r>
-    </w:p>
-    <w:p>
-      <w:pPr>
-        <w:spacing w:after="40" w:before="0"/>
-      </w:pPr>
-      <w:r>
-        <w:t xml:space="preserve">     C. 20 sq units</w:t>
-      </w:r>
-    </w:p>
-    <w:p>
-      <w:pPr>
-        <w:spacing w:after="40" w:before="0"/>
-      </w:pPr>
-      <w:r>
-        <w:t xml:space="preserve">     D. 32 sq units</w:t>
+        <w:t xml:space="preserve">6. onLevel — Spot the Common Mistake</w:t>
+      </w:r>
+    </w:p>
+    <w:p>
+      <w:pPr>
+        <w:spacing w:after="40" w:before="0"/>
+      </w:pPr>
+      <w:r>
+        <w:t xml:space="preserve">   Step 1 (Read): A student is working on Area of Composite Figures.</w:t>
+      </w:r>
+    </w:p>
+    <w:p>
+      <w:pPr>
+        <w:spacing w:after="40" w:before="0"/>
+      </w:pPr>
+      <w:r>
+        <w:t xml:space="preserve">   Step 2 (Attempt): They ignored the rule: Break the figure into simple shapes. ADD the areas when shapes are joined; SUBTRACT when a piece is cut out.</w:t>
+      </w:r>
+    </w:p>
+    <w:p>
+      <w:pPr>
+        <w:spacing w:after="40" w:before="0"/>
+      </w:pPr>
+      <w:r>
+        <w:t xml:space="preserve">   Step 3 (Check): The answer does not match the math rule from class.</w:t>
+      </w:r>
+    </w:p>
+    <w:p>
+      <w:pPr>
+        <w:spacing w:after="60" w:before="0"/>
+      </w:pPr>
+      <w:r>
+        <w:rPr>
+          <w:i/>
+          <w:iCs/>
+        </w:rPr>
+        <w:t xml:space="preserve">Which step has the mistake? Explain and fix it:</w:t>
       </w:r>
     </w:p>
     <w:p>
@@ -1305,6 +1309,28 @@
     </w:p>
     <w:p>
       <w:pPr>
+        <w:spacing w:after="60" w:before="120"/>
+      </w:pPr>
+      <w:r>
+        <w:rPr>
+          <w:color w:val="BBBBBB"/>
+        </w:rPr>
+        <w:t xml:space="preserve">______________________________________________________________________</w:t>
+      </w:r>
+    </w:p>
+    <w:p>
+      <w:pPr>
+        <w:spacing w:after="60" w:before="120"/>
+      </w:pPr>
+      <w:r>
+        <w:rPr>
+          <w:color w:val="BBBBBB"/>
+        </w:rPr>
+        <w:t xml:space="preserve">______________________________________________________________________</w:t>
+      </w:r>
+    </w:p>
+    <w:p>
+      <w:pPr>
         <w:spacing w:after="80" w:before="0"/>
       </w:pPr>
       <w:r>
@@ -1312,39 +1338,39 @@
           <w:b/>
           <w:bCs/>
         </w:rPr>
-        <w:t xml:space="preserve">7. A composite shape is a 10×8 rectangle with a 3×4 rectangle cut out. What is the area?</w:t>
-      </w:r>
-    </w:p>
-    <w:p>
-      <w:pPr>
-        <w:spacing w:after="40" w:before="0"/>
-      </w:pPr>
-      <w:r>
-        <w:t xml:space="preserve">     A. 68 sq units</w:t>
-      </w:r>
-    </w:p>
-    <w:p>
-      <w:pPr>
-        <w:spacing w:after="40" w:before="0"/>
-      </w:pPr>
-      <w:r>
-        <w:t xml:space="preserve">     B. 80 sq units</w:t>
-      </w:r>
-    </w:p>
-    <w:p>
-      <w:pPr>
-        <w:spacing w:after="40" w:before="0"/>
-      </w:pPr>
-      <w:r>
-        <w:t xml:space="preserve">     C. 92 sq units</w:t>
-      </w:r>
-    </w:p>
-    <w:p>
-      <w:pPr>
-        <w:spacing w:after="40" w:before="0"/>
-      </w:pPr>
-      <w:r>
-        <w:t xml:space="preserve">     D. 12 sq units</w:t>
+        <w:t xml:space="preserve">7. Plan 1 — Office wing: the floor plan is a 7 ft by 5 ft rectangle with a triangular reading nook (base 7 ft, height 4 ft) joined on top. Decompose it and ADD the areas. What is the total floor area?</w:t>
+      </w:r>
+    </w:p>
+    <w:p>
+      <w:pPr>
+        <w:spacing w:after="40" w:before="0"/>
+      </w:pPr>
+      <w:r>
+        <w:t xml:space="preserve">     A. 49 sq ft</w:t>
+      </w:r>
+    </w:p>
+    <w:p>
+      <w:pPr>
+        <w:spacing w:after="40" w:before="0"/>
+      </w:pPr>
+      <w:r>
+        <w:t xml:space="preserve">     B. 35 sq ft</w:t>
+      </w:r>
+    </w:p>
+    <w:p>
+      <w:pPr>
+        <w:spacing w:after="40" w:before="0"/>
+      </w:pPr>
+      <w:r>
+        <w:t xml:space="preserve">     C. 14 sq ft</w:t>
+      </w:r>
+    </w:p>
+    <w:p>
+      <w:pPr>
+        <w:spacing w:after="40" w:before="0"/>
+      </w:pPr>
+      <w:r>
+        <w:t xml:space="preserve">     D. 63 sq ft</w:t>
       </w:r>
     </w:p>
     <w:p>
@@ -1367,39 +1393,39 @@
           <w:b/>
           <w:bCs/>
         </w:rPr>
-        <w:t xml:space="preserve">8. What is the best first step to find the area of a composite figure?</w:t>
-      </w:r>
-    </w:p>
-    <w:p>
-      <w:pPr>
-        <w:spacing w:after="40" w:before="0"/>
-      </w:pPr>
-      <w:r>
-        <w:t xml:space="preserve">     A. Break it into simple shapes like rectangles and triangles</w:t>
-      </w:r>
-    </w:p>
-    <w:p>
-      <w:pPr>
-        <w:spacing w:after="40" w:before="0"/>
-      </w:pPr>
-      <w:r>
-        <w:t xml:space="preserve">     B. Measure only one side</w:t>
-      </w:r>
-    </w:p>
-    <w:p>
-      <w:pPr>
-        <w:spacing w:after="40" w:before="0"/>
-      </w:pPr>
-      <w:r>
-        <w:t xml:space="preserve">     C. Add all the side lengths</w:t>
-      </w:r>
-    </w:p>
-    <w:p>
-      <w:pPr>
-        <w:spacing w:after="40" w:before="0"/>
-      </w:pPr>
-      <w:r>
-        <w:t xml:space="preserve">     D. Multiply the two longest sides</w:t>
+        <w:t xml:space="preserve">8. Plan 2 — L-shaped lobby: decompose the L into two rectangles, one 9 ft by 6 ft and one 7 ft by 3 ft, then ADD. What is the total floor area?</w:t>
+      </w:r>
+    </w:p>
+    <w:p>
+      <w:pPr>
+        <w:spacing w:after="40" w:before="0"/>
+      </w:pPr>
+      <w:r>
+        <w:t xml:space="preserve">     A. 75 sq ft</w:t>
+      </w:r>
+    </w:p>
+    <w:p>
+      <w:pPr>
+        <w:spacing w:after="40" w:before="0"/>
+      </w:pPr>
+      <w:r>
+        <w:t xml:space="preserve">     B. 63 sq ft</w:t>
+      </w:r>
+    </w:p>
+    <w:p>
+      <w:pPr>
+        <w:spacing w:after="40" w:before="0"/>
+      </w:pPr>
+      <w:r>
+        <w:t xml:space="preserve">     C. 54 sq ft</w:t>
+      </w:r>
+    </w:p>
+    <w:p>
+      <w:pPr>
+        <w:spacing w:after="40" w:before="0"/>
+      </w:pPr>
+      <w:r>
+        <w:t xml:space="preserve">     D. 21 sq ft</w:t>
       </w:r>
     </w:p>
     <w:p>
@@ -1422,39 +1448,122 @@
           <w:b/>
           <w:bCs/>
         </w:rPr>
-        <w:t xml:space="preserve">9. A garden is a 12×5 rectangle plus a triangle with base 12 and height 4 on top. What is the total area?</w:t>
-      </w:r>
-    </w:p>
-    <w:p>
-      <w:pPr>
-        <w:spacing w:after="40" w:before="0"/>
-      </w:pPr>
-      <w:r>
-        <w:t xml:space="preserve">     A. 84 sq units</w:t>
-      </w:r>
-    </w:p>
-    <w:p>
-      <w:pPr>
-        <w:spacing w:after="40" w:before="0"/>
-      </w:pPr>
-      <w:r>
-        <w:t xml:space="preserve">     B. 60 sq units</w:t>
-      </w:r>
-    </w:p>
-    <w:p>
-      <w:pPr>
-        <w:spacing w:after="40" w:before="0"/>
-      </w:pPr>
-      <w:r>
-        <w:t xml:space="preserve">     C. 24 sq units</w:t>
-      </w:r>
-    </w:p>
-    <w:p>
-      <w:pPr>
-        <w:spacing w:after="40" w:before="0"/>
-      </w:pPr>
-      <w:r>
-        <w:t xml:space="preserve">     D. 72 sq units</w:t>
+        <w:t xml:space="preserve">9. Plan 3 — Survey the site. Drag each part of a floor plan into the correct group: do you ADD it to the total or SUBTRACT it from a larger shape?</w:t>
+      </w:r>
+    </w:p>
+    <w:p>
+      <w:pPr>
+        <w:spacing w:after="80" w:before="0"/>
+      </w:pPr>
+      <w:r>
+        <w:rPr>
+          <w:i/>
+          <w:iCs/>
+        </w:rPr>
+        <w:t xml:space="preserve">Groups: ADD to the total   |   SUBTRACT from a larger shape</w:t>
+      </w:r>
+    </w:p>
+    <w:p>
+      <w:pPr>
+        <w:spacing w:after="40" w:before="0"/>
+      </w:pPr>
+      <w:r>
+        <w:t xml:space="preserve">   • Triangular entrance canopy joined to the front wall   → __________________</w:t>
+      </w:r>
+    </w:p>
+    <w:p>
+      <w:pPr>
+        <w:spacing w:after="40" w:before="0"/>
+      </w:pPr>
+      <w:r>
+        <w:t xml:space="preserve">   • Square skylight opening cut out of the roof   → __________________</w:t>
+      </w:r>
+    </w:p>
+    <w:p>
+      <w:pPr>
+        <w:spacing w:after="40" w:before="0"/>
+      </w:pPr>
+      <w:r>
+        <w:t xml:space="preserve">   • Rectangular wing attached to the main hall   → __________________</w:t>
+      </w:r>
+    </w:p>
+    <w:p>
+      <w:pPr>
+        <w:spacing w:after="40" w:before="0"/>
+      </w:pPr>
+      <w:r>
+        <w:t xml:space="preserve">   • Elevator shaft removed from the office floor   → __________________</w:t>
+      </w:r>
+    </w:p>
+    <w:p>
+      <w:pPr>
+        <w:spacing w:after="40" w:before="0"/>
+      </w:pPr>
+      <w:r>
+        <w:t xml:space="preserve">   • Triangular gable joined on top of the rectangular wall   → __________________</w:t>
+      </w:r>
+    </w:p>
+    <w:p>
+      <w:pPr>
+        <w:spacing w:after="40" w:before="0"/>
+      </w:pPr>
+      <w:r>
+        <w:t xml:space="preserve">   • Circular fountain basin carved out of the courtyard   → __________________</w:t>
+      </w:r>
+    </w:p>
+    <w:p>
+      <w:pPr>
+        <w:spacing w:after="60" w:before="120"/>
+      </w:pPr>
+      <w:r>
+        <w:rPr>
+          <w:color w:val="BBBBBB"/>
+        </w:rPr>
+        <w:t xml:space="preserve">______________________________________________________________________</w:t>
+      </w:r>
+    </w:p>
+    <w:p>
+      <w:pPr>
+        <w:spacing w:after="80" w:before="0"/>
+      </w:pPr>
+      <w:r>
+        <w:rPr>
+          <w:b/>
+          <w:bCs/>
+        </w:rPr>
+        <w:t xml:space="preserve">10. Plan 4 — Design studio: the floor is a 16 ft by 12 ft rectangle, but a 5 ft by 4 ft storage closet is cut out of one corner. Find the usable floor area.</w:t>
+      </w:r>
+    </w:p>
+    <w:p>
+      <w:pPr>
+        <w:spacing w:after="40" w:before="0"/>
+      </w:pPr>
+      <w:r>
+        <w:t xml:space="preserve">     A. 172 sq ft</w:t>
+      </w:r>
+    </w:p>
+    <w:p>
+      <w:pPr>
+        <w:spacing w:after="40" w:before="0"/>
+      </w:pPr>
+      <w:r>
+        <w:t xml:space="preserve">     B. 192 sq ft</w:t>
+      </w:r>
+    </w:p>
+    <w:p>
+      <w:pPr>
+        <w:spacing w:after="40" w:before="0"/>
+      </w:pPr>
+      <w:r>
+        <w:t xml:space="preserve">     C. 212 sq ft</w:t>
+      </w:r>
+    </w:p>
+    <w:p>
+      <w:pPr>
+        <w:spacing w:after="40" w:before="0"/>
+      </w:pPr>
+      <w:r>
+        <w:t xml:space="preserve">     D. 20 sq ft</w:t>
       </w:r>
     </w:p>
     <w:p>
@@ -1500,10 +1609,22 @@
     </w:p>
     <w:p>
       <w:pPr>
+        <w:spacing w:after="20" w:before="0"/>
+      </w:pPr>
+      <w:r>
+        <w:t xml:space="preserve">     Area 1 = 10 × 6 = 60 sq ft. Area 2 = 4 × 3 = 12 sq ft. Total = 60 + 12 = 72 sq ft.</w:t>
+      </w:r>
+    </w:p>
+    <w:p>
+      <w:pPr>
         <w:spacing w:after="80" w:before="0"/>
       </w:pPr>
       <w:r>
-        <w:t xml:space="preserve">     Area 1 = 10 × 6 = 60 sq ft. Area 2 = 4 × 3 = 12 sq ft. Total = 60 + 12 = 72 sq ft.</w:t>
+        <w:rPr>
+          <w:i/>
+          <w:iCs/>
+        </w:rPr>
+        <w:t xml:space="preserve">     Watch for: A common mistake in Area of Composite Figures is skipping the key idea: "Break the figure into simple shapes. ADD the areas when shapes are joined; SUBTRACT when a piece is cut out." — always check your work against this rule before you submit.</w:t>
       </w:r>
     </w:p>
     <w:p>
@@ -1520,10 +1641,22 @@
     </w:p>
     <w:p>
       <w:pPr>
+        <w:spacing w:after="20" w:before="0"/>
+      </w:pPr>
+      <w:r>
+        <w:t xml:space="preserve">     Patio = 15 × 10 = 150 sq ft. Cutout = 5 × 4 = 20 sq ft. Remaining = 150 − 20 = 130 sq ft.</w:t>
+      </w:r>
+    </w:p>
+    <w:p>
+      <w:pPr>
         <w:spacing w:after="80" w:before="0"/>
       </w:pPr>
       <w:r>
-        <w:t xml:space="preserve">     Patio = 15 × 10 = 150 sq ft. Cutout = 5 × 4 = 20 sq ft. Remaining = 150 − 20 = 130 sq ft.</w:t>
+        <w:rPr>
+          <w:i/>
+          <w:iCs/>
+        </w:rPr>
+        <w:t xml:space="preserve">     Watch for: A common mistake in Area of Composite Figures is skipping the key idea: "Break the figure into simple shapes. ADD the areas when shapes are joined; SUBTRACT when a piece is cut out." — always check your work against this rule before you submit.</w:t>
       </w:r>
     </w:p>
     <w:p>
@@ -1723,7 +1856,43 @@
           <w:b/>
           <w:bCs/>
         </w:rPr>
-        <w:t xml:space="preserve">6. A. 28 sq units</w:t>
+        <w:t xml:space="preserve">6. onLevel — Spot the Common Mistake</w:t>
+      </w:r>
+    </w:p>
+    <w:p>
+      <w:pPr>
+        <w:spacing w:after="20" w:before="0"/>
+      </w:pPr>
+      <w:r>
+        <w:t xml:space="preserve">     The mistake is in Step 2.</w:t>
+      </w:r>
+    </w:p>
+    <w:p>
+      <w:pPr>
+        <w:spacing w:after="20" w:before="0"/>
+      </w:pPr>
+      <w:r>
+        <w:t xml:space="preserve">     Correct work: Follow the key idea: Break the figure into simple shapes. ADD the areas when shapes are joined; SUBTRACT when a piece is cut out.</w:t>
+      </w:r>
+    </w:p>
+    <w:p>
+      <w:pPr>
+        <w:spacing w:after="40" w:before="0"/>
+      </w:pPr>
+      <w:r>
+        <w:rPr>
+          <w:b/>
+          <w:bCs/>
+        </w:rPr>
+        <w:t xml:space="preserve">7. A. 49 sq ft</w:t>
+      </w:r>
+    </w:p>
+    <w:p>
+      <w:pPr>
+        <w:spacing w:after="20" w:before="0"/>
+      </w:pPr>
+      <w:r>
+        <w:t xml:space="preserve">     Rectangle = 7 x 5 = 35 sq ft. Triangle = 1/2 x 7 x 4 = 14 sq ft. The pieces are joined, so add: 35 + 14 = 49 sq ft.</w:t>
       </w:r>
     </w:p>
     <w:p>
@@ -1731,19 +1900,31 @@
         <w:spacing w:after="80" w:before="0"/>
       </w:pPr>
       <w:r>
-        <w:t xml:space="preserve">     Rectangle 6 × 4 = 24, plus square 2 × 2 = 4. Total = 28 sq units.</w:t>
-      </w:r>
-    </w:p>
-    <w:p>
-      <w:pPr>
-        <w:spacing w:after="40" w:before="0"/>
-      </w:pPr>
-      <w:r>
-        <w:rPr>
-          <w:b/>
-          <w:bCs/>
-        </w:rPr>
-        <w:t xml:space="preserve">7. A. 68 sq units</w:t>
+        <w:rPr>
+          <w:i/>
+          <w:iCs/>
+        </w:rPr>
+        <w:t xml:space="preserve">     Watch for: A common mistake in Area of Composite Figures is skipping the key idea: "Break the figure into simple shapes. ADD the areas when shapes are joined; SUBTRACT when a piece is cut out." — always check your work against this rule before you submit.</w:t>
+      </w:r>
+    </w:p>
+    <w:p>
+      <w:pPr>
+        <w:spacing w:after="40" w:before="0"/>
+      </w:pPr>
+      <w:r>
+        <w:rPr>
+          <w:b/>
+          <w:bCs/>
+        </w:rPr>
+        <w:t xml:space="preserve">8. A. 75 sq ft</w:t>
+      </w:r>
+    </w:p>
+    <w:p>
+      <w:pPr>
+        <w:spacing w:after="20" w:before="0"/>
+      </w:pPr>
+      <w:r>
+        <w:t xml:space="preserve">     First rectangle = 9 x 6 = 54 sq ft. Second rectangle = 7 x 3 = 21 sq ft. Joined L-shape, so add: 54 + 21 = 75 sq ft.</w:t>
       </w:r>
     </w:p>
     <w:p>
@@ -1751,19 +1932,99 @@
         <w:spacing w:after="80" w:before="0"/>
       </w:pPr>
       <w:r>
-        <w:t xml:space="preserve">     80 − 12 = 68 sq units.</w:t>
-      </w:r>
-    </w:p>
-    <w:p>
-      <w:pPr>
-        <w:spacing w:after="40" w:before="0"/>
-      </w:pPr>
-      <w:r>
-        <w:rPr>
-          <w:b/>
-          <w:bCs/>
-        </w:rPr>
-        <w:t xml:space="preserve">8. A. Break it into simple shapes like rectangles and triangles</w:t>
+        <w:rPr>
+          <w:i/>
+          <w:iCs/>
+        </w:rPr>
+        <w:t xml:space="preserve">     Watch for: A common mistake in Area of Composite Figures is skipping the key idea: "Break the figure into simple shapes. ADD the areas when shapes are joined; SUBTRACT when a piece is cut out." — always check your work against this rule before you submit.</w:t>
+      </w:r>
+    </w:p>
+    <w:p>
+      <w:pPr>
+        <w:spacing w:after="40" w:before="0"/>
+      </w:pPr>
+      <w:r>
+        <w:rPr>
+          <w:b/>
+          <w:bCs/>
+        </w:rPr>
+        <w:t xml:space="preserve">9. Correct groups:</w:t>
+      </w:r>
+    </w:p>
+    <w:p>
+      <w:pPr>
+        <w:spacing w:after="20" w:before="0"/>
+      </w:pPr>
+      <w:r>
+        <w:t xml:space="preserve">     Triangular entrance canopy joined to the front wall → ADD to the total</w:t>
+      </w:r>
+    </w:p>
+    <w:p>
+      <w:pPr>
+        <w:spacing w:after="20" w:before="0"/>
+      </w:pPr>
+      <w:r>
+        <w:t xml:space="preserve">     Square skylight opening cut out of the roof → SUBTRACT from a larger shape</w:t>
+      </w:r>
+    </w:p>
+    <w:p>
+      <w:pPr>
+        <w:spacing w:after="20" w:before="0"/>
+      </w:pPr>
+      <w:r>
+        <w:t xml:space="preserve">     Rectangular wing attached to the main hall → ADD to the total</w:t>
+      </w:r>
+    </w:p>
+    <w:p>
+      <w:pPr>
+        <w:spacing w:after="20" w:before="0"/>
+      </w:pPr>
+      <w:r>
+        <w:t xml:space="preserve">     Elevator shaft removed from the office floor → SUBTRACT from a larger shape</w:t>
+      </w:r>
+    </w:p>
+    <w:p>
+      <w:pPr>
+        <w:spacing w:after="20" w:before="0"/>
+      </w:pPr>
+      <w:r>
+        <w:t xml:space="preserve">     Triangular gable joined on top of the rectangular wall → ADD to the total</w:t>
+      </w:r>
+    </w:p>
+    <w:p>
+      <w:pPr>
+        <w:spacing w:after="20" w:before="0"/>
+      </w:pPr>
+      <w:r>
+        <w:t xml:space="preserve">     Circular fountain basin carved out of the courtyard → SUBTRACT from a larger shape</w:t>
+      </w:r>
+    </w:p>
+    <w:p>
+      <w:pPr>
+        <w:spacing w:after="40" w:before="0"/>
+      </w:pPr>
+      <w:r>
+        <w:t xml:space="preserve"/>
+      </w:r>
+    </w:p>
+    <w:p>
+      <w:pPr>
+        <w:spacing w:after="40" w:before="0"/>
+      </w:pPr>
+      <w:r>
+        <w:rPr>
+          <w:b/>
+          <w:bCs/>
+        </w:rPr>
+        <w:t xml:space="preserve">10. A. 172 sq ft</w:t>
+      </w:r>
+    </w:p>
+    <w:p>
+      <w:pPr>
+        <w:spacing w:after="20" w:before="0"/>
+      </w:pPr>
+      <w:r>
+        <w:t xml:space="preserve">     Large rectangle = 16 x 12 = 192 sq ft. Cutout closet = 5 x 4 = 20 sq ft. A piece is removed, so subtract: 192 - 20 = 172 sq ft.</w:t>
       </w:r>
     </w:p>
     <w:p>
@@ -1771,27 +2032,11 @@
         <w:spacing w:after="80" w:before="0"/>
       </w:pPr>
       <w:r>
-        <w:t xml:space="preserve">     Decompose the figure into simple shapes, find each area, then add or subtract.</w:t>
-      </w:r>
-    </w:p>
-    <w:p>
-      <w:pPr>
-        <w:spacing w:after="40" w:before="0"/>
-      </w:pPr>
-      <w:r>
-        <w:rPr>
-          <w:b/>
-          <w:bCs/>
-        </w:rPr>
-        <w:t xml:space="preserve">9. A. 84 sq units</w:t>
-      </w:r>
-    </w:p>
-    <w:p>
-      <w:pPr>
-        <w:spacing w:after="80" w:before="0"/>
-      </w:pPr>
-      <w:r>
-        <w:t xml:space="preserve">     Rectangle 12 × 5 = 60; triangle ½ × 12 × 4 = 24. Total = 84 sq units.</w:t>
+        <w:rPr>
+          <w:i/>
+          <w:iCs/>
+        </w:rPr>
+        <w:t xml:space="preserve">     Watch for: A common mistake in Area of Composite Figures is skipping the key idea: "Break the figure into simple shapes. ADD the areas when shapes are joined; SUBTRACT when a piece is cut out." — always check your work against this rule before you submit.</w:t>
       </w:r>
     </w:p>
     <w:sectPr>

--- a/lessons/5-5/homework.docx
+++ b/lessons/5-5/homework.docx
@@ -1082,7 +1082,7 @@
           </w:tcPr>
           <w:p>
             <w:r>
-              <w:t xml:space="preserve">D. 116 sq ft</w:t>
+              <w:t xml:space="preserve">D. 110 sq ft</w:t>
             </w:r>
           </w:p>
         </w:tc>
@@ -1094,7 +1094,7 @@
           </w:tcPr>
           <w:p>
             <w:r>
-              <w:t xml:space="preserve">____  Pool 14×10 minus cutout 6×4</w:t>
+              <w:t xml:space="preserve">____  Pool 14×10 minus cutout 6×5</w:t>
             </w:r>
           </w:p>
         </w:tc>
@@ -1265,23 +1265,31 @@
         <w:spacing w:after="40" w:before="0"/>
       </w:pPr>
       <w:r>
-        <w:t xml:space="preserve">   Step 1 (Read): A student is working on Area of Composite Figures.</w:t>
-      </w:r>
-    </w:p>
-    <w:p>
-      <w:pPr>
-        <w:spacing w:after="40" w:before="0"/>
-      </w:pPr>
-      <w:r>
-        <w:t xml:space="preserve">   Step 2 (Attempt): They ignored the rule: Break the figure into simple shapes. ADD the areas when shapes are joined; SUBTRACT when a piece is cut out.</w:t>
-      </w:r>
-    </w:p>
-    <w:p>
-      <w:pPr>
-        <w:spacing w:after="40" w:before="0"/>
-      </w:pPr>
-      <w:r>
-        <w:t xml:space="preserve">   Step 3 (Check): The answer does not match the math rule from class.</w:t>
+        <w:t xml:space="preserve">   Step 1 (Identify the shapes): A 16 ft × 9 ft floor has a 4 ft × 5 ft supply closet cut out of one corner. Find the usable floor area.</w:t>
+      </w:r>
+    </w:p>
+    <w:p>
+      <w:pPr>
+        <w:spacing w:after="40" w:before="0"/>
+      </w:pPr>
+      <w:r>
+        <w:t xml:space="preserve">   Step 2 (Find the large rectangle area): A = 16 × 9 = 144 sq ft.</w:t>
+      </w:r>
+    </w:p>
+    <w:p>
+      <w:pPr>
+        <w:spacing w:after="40" w:before="0"/>
+      </w:pPr>
+      <w:r>
+        <w:t xml:space="preserve">   Step 3 (Find the cutout area): A = 4 × 5 = 20 sq ft.</w:t>
+      </w:r>
+    </w:p>
+    <w:p>
+      <w:pPr>
+        <w:spacing w:after="40" w:before="0"/>
+      </w:pPr>
+      <w:r>
+        <w:t xml:space="preserve">   Step 4 (Find the usable area): Usable area = 144 + 20 = 164 sq ft.</w:t>
       </w:r>
     </w:p>
     <w:p>
@@ -1624,7 +1632,7 @@
           <w:i/>
           <w:iCs/>
         </w:rPr>
-        <w:t xml:space="preserve">     Watch for: A common mistake in Area of Composite Figures is skipping the key idea: "Break the figure into simple shapes. ADD the areas when shapes are joined; SUBTRACT when a piece is cut out." — always check your work against this rule before you submit.</w:t>
+        <w:t xml:space="preserve">     Watch for: A common mistake in Area of Composite Figures is adding every piece even when a piece has been cut out of the figure. For a 10 ft by 8 ft rectangle with a 3 ft by 2 ft rectangular notch cut from one corner, students compute the full rectangle 10 × 8 = 80 sq ft and stop, or they add the notch instead of removing it (80 + 6 = 86 sq ft) instead of subtracting it: 80 − (3 × 2) = 80 − 6 = 74 sq ft. Before submitting, check whether each piece is part of the figure (add it) or missing from the figure (subtract it).</w:t>
       </w:r>
     </w:p>
     <w:p>
@@ -1656,7 +1664,7 @@
           <w:i/>
           <w:iCs/>
         </w:rPr>
-        <w:t xml:space="preserve">     Watch for: A common mistake in Area of Composite Figures is skipping the key idea: "Break the figure into simple shapes. ADD the areas when shapes are joined; SUBTRACT when a piece is cut out." — always check your work against this rule before you submit.</w:t>
+        <w:t xml:space="preserve">     Watch for: A common mistake in Area of Composite Figures is adding every piece even when a piece has been cut out of the figure. For a 10 ft by 8 ft rectangle with a 3 ft by 2 ft rectangular notch cut from one corner, students compute the full rectangle 10 × 8 = 80 sq ft and stop, or they add the notch instead of removing it (80 + 6 = 86 sq ft) instead of subtracting it: 80 − (3 × 2) = 80 − 6 = 74 sq ft. Before submitting, check whether each piece is part of the figure (add it) or missing from the figure (subtract it).</w:t>
       </w:r>
     </w:p>
     <w:p>
@@ -1752,7 +1760,7 @@
         <w:spacing w:after="20" w:before="0"/>
       </w:pPr>
       <w:r>
-        <w:t xml:space="preserve">     Pool 14×10 minus cutout 6×4 → 116 sq ft</w:t>
+        <w:t xml:space="preserve">     Pool 14×10 minus cutout 6×5 → 110 sq ft</w:t>
       </w:r>
     </w:p>
     <w:p>
@@ -1864,15 +1872,15 @@
         <w:spacing w:after="20" w:before="0"/>
       </w:pPr>
       <w:r>
-        <w:t xml:space="preserve">     The mistake is in Step 2.</w:t>
-      </w:r>
-    </w:p>
-    <w:p>
-      <w:pPr>
-        <w:spacing w:after="20" w:before="0"/>
-      </w:pPr>
-      <w:r>
-        <w:t xml:space="preserve">     Correct work: Follow the key idea: Break the figure into simple shapes. ADD the areas when shapes are joined; SUBTRACT when a piece is cut out.</w:t>
+        <w:t xml:space="preserve">     The mistake is in Step 4.</w:t>
+      </w:r>
+    </w:p>
+    <w:p>
+      <w:pPr>
+        <w:spacing w:after="20" w:before="0"/>
+      </w:pPr>
+      <w:r>
+        <w:t xml:space="preserve">     Correct work: The closet is cut out, so subtract its area instead of adding it. Usable area = 144 − 20 = 124 sq ft.</w:t>
       </w:r>
     </w:p>
     <w:p>
@@ -1904,7 +1912,7 @@
           <w:i/>
           <w:iCs/>
         </w:rPr>
-        <w:t xml:space="preserve">     Watch for: A common mistake in Area of Composite Figures is skipping the key idea: "Break the figure into simple shapes. ADD the areas when shapes are joined; SUBTRACT when a piece is cut out." — always check your work against this rule before you submit.</w:t>
+        <w:t xml:space="preserve">     Watch for: A common mistake in Area of Composite Figures is adding every piece even when a piece has been cut out of the figure. For a 10 ft by 8 ft rectangle with a 3 ft by 2 ft rectangular notch cut from one corner, students compute the full rectangle 10 × 8 = 80 sq ft and stop, or they add the notch instead of removing it (80 + 6 = 86 sq ft) instead of subtracting it: 80 − (3 × 2) = 80 − 6 = 74 sq ft. Before submitting, check whether each piece is part of the figure (add it) or missing from the figure (subtract it).</w:t>
       </w:r>
     </w:p>
     <w:p>
@@ -1936,7 +1944,7 @@
           <w:i/>
           <w:iCs/>
         </w:rPr>
-        <w:t xml:space="preserve">     Watch for: A common mistake in Area of Composite Figures is skipping the key idea: "Break the figure into simple shapes. ADD the areas when shapes are joined; SUBTRACT when a piece is cut out." — always check your work against this rule before you submit.</w:t>
+        <w:t xml:space="preserve">     Watch for: A common mistake in Area of Composite Figures is adding every piece even when a piece has been cut out of the figure. For a 10 ft by 8 ft rectangle with a 3 ft by 2 ft rectangular notch cut from one corner, students compute the full rectangle 10 × 8 = 80 sq ft and stop, or they add the notch instead of removing it (80 + 6 = 86 sq ft) instead of subtracting it: 80 − (3 × 2) = 80 − 6 = 74 sq ft. Before submitting, check whether each piece is part of the figure (add it) or missing from the figure (subtract it).</w:t>
       </w:r>
     </w:p>
     <w:p>
@@ -2036,7 +2044,7 @@
           <w:i/>
           <w:iCs/>
         </w:rPr>
-        <w:t xml:space="preserve">     Watch for: A common mistake in Area of Composite Figures is skipping the key idea: "Break the figure into simple shapes. ADD the areas when shapes are joined; SUBTRACT when a piece is cut out." — always check your work against this rule before you submit.</w:t>
+        <w:t xml:space="preserve">     Watch for: A common mistake in Area of Composite Figures is adding every piece even when a piece has been cut out of the figure. For a 10 ft by 8 ft rectangle with a 3 ft by 2 ft rectangular notch cut from one corner, students compute the full rectangle 10 × 8 = 80 sq ft and stop, or they add the notch instead of removing it (80 + 6 = 86 sq ft) instead of subtracting it: 80 − (3 × 2) = 80 − 6 = 74 sq ft. Before submitting, check whether each piece is part of the figure (add it) or missing from the figure (subtract it).</w:t>
       </w:r>
     </w:p>
     <w:sectPr>

--- a/lessons/5-5/homework.docx
+++ b/lessons/5-5/homework.docx
@@ -12,7 +12,7 @@
           <w:b/>
           <w:bCs/>
         </w:rPr>
-        <w:t xml:space="preserve">Volume with Whole Number Edges — Homework</w:t>
+        <w:t xml:space="preserve">Determine the Volume of Rectangular Prisms — Homework</w:t>
       </w:r>
     </w:p>
     <w:p>
@@ -24,7 +24,7 @@
           <w:i/>
           <w:iCs/>
         </w:rPr>
-        <w:t xml:space="preserve">Lesson 10-1  •  Standard 6.GR.2</w:t>
+        <w:t xml:space="preserve">Lesson 5-5  •  Standard 6.GR.2</w:t>
       </w:r>
     </w:p>
     <w:p>
@@ -161,10 +161,10 @@
           <w:b/>
           <w:bCs/>
         </w:rPr>
-        <w:t xml:space="preserve">Volume (Volumen)</w:t>
-      </w:r>
-      <w:r>
-        <w:t xml:space="preserve"> — How much space is inside a solid shape.</w:t>
+        <w:t xml:space="preserve">Volume with Whole-Number Edges (Volumen con aristas de números enteros)</w:t>
+      </w:r>
+      <w:r>
+        <w:t xml:space="preserve"> — The number of unit cubes inside a rectangular prism. Formula: V = l × w × h.</w:t>
       </w:r>
     </w:p>
     <w:p>
@@ -224,10 +224,10 @@
           <w:b/>
           <w:bCs/>
         </w:rPr>
-        <w:t xml:space="preserve">Rectangular prism (Prisma rectangular)</w:t>
-      </w:r>
-      <w:r>
-        <w:t xml:space="preserve"> — A solid box shape with six flat rectangle sides.</w:t>
+        <w:t xml:space="preserve">Volume (Volumen)</w:t>
+      </w:r>
+      <w:r>
+        <w:t xml:space="preserve"> — How much space is inside a solid shape.</w:t>
       </w:r>
     </w:p>
     <w:p>
@@ -239,7 +239,7 @@
       <w:r>
         <w:drawing>
           <wp:inline distT="0" distB="0" distL="0" distR="0">
-            <wp:extent cx="1047750" cy="790575"/>
+            <wp:extent cx="1047750" cy="695325"/>
             <wp:effectExtent t="0" r="0" b="0" l="0"/>
             <wp:docPr id="1" name="" descr="" title=""/>
             <wp:cNvGraphicFramePr>
@@ -264,7 +264,7 @@
                   <pic:spPr bwMode="auto">
                     <a:xfrm>
                       <a:off x="0" y="0"/>
-                      <a:ext cx="1047750" cy="790575"/>
+                      <a:ext cx="1047750" cy="695325"/>
                     </a:xfrm>
                     <a:prstGeom prst="rect">
                       <a:avLst/>
@@ -287,10 +287,10 @@
           <w:b/>
           <w:bCs/>
         </w:rPr>
-        <w:t xml:space="preserve">Cubic units (Unidades cúbicas)</w:t>
-      </w:r>
-      <w:r>
-        <w:t xml:space="preserve"> — The units used to measure space inside, like cubic inches.</w:t>
+        <w:t xml:space="preserve">Rectangular prism (Prisma rectangular)</w:t>
+      </w:r>
+      <w:r>
+        <w:t xml:space="preserve"> — A solid box shape with six flat rectangle sides.</w:t>
       </w:r>
     </w:p>
     <w:p>
@@ -350,10 +350,10 @@
           <w:b/>
           <w:bCs/>
         </w:rPr>
-        <w:t xml:space="preserve">Length, width, height (Largo, ancho, altura)</w:t>
-      </w:r>
-      <w:r>
-        <w:t xml:space="preserve"> — How long, how wide, and how tall a box is.</w:t>
+        <w:t xml:space="preserve">Cubic units (Unidades cúbicas)</w:t>
+      </w:r>
+      <w:r>
+        <w:t xml:space="preserve"> — The units used to measure space inside, like cubic inches.</w:t>
       </w:r>
     </w:p>
     <w:p>
@@ -413,6 +413,69 @@
           <w:b/>
           <w:bCs/>
         </w:rPr>
+        <w:t xml:space="preserve">Length, width, height (Largo, ancho, altura)</w:t>
+      </w:r>
+      <w:r>
+        <w:t xml:space="preserve"> — How long, how wide, and how tall a box is.</w:t>
+      </w:r>
+    </w:p>
+    <w:p>
+      <w:pPr>
+        <w:keepNext/>
+        <w:spacing w:after="20" w:before="80"/>
+        <w:jc w:val="center"/>
+      </w:pPr>
+      <w:r>
+        <w:drawing>
+          <wp:inline distT="0" distB="0" distL="0" distR="0">
+            <wp:extent cx="1047750" cy="695325"/>
+            <wp:effectExtent t="0" r="0" b="0" l="0"/>
+            <wp:docPr id="1" name="" descr="" title=""/>
+            <wp:cNvGraphicFramePr>
+              <a:graphicFrameLocks xmlns:a="http://schemas.openxmlformats.org/drawingml/2006/main" noChangeAspect="1"/>
+            </wp:cNvGraphicFramePr>
+            <a:graphic xmlns:a="http://schemas.openxmlformats.org/drawingml/2006/main">
+              <a:graphicData uri="http://schemas.openxmlformats.org/drawingml/2006/picture">
+                <pic:pic xmlns:pic="http://schemas.openxmlformats.org/drawingml/2006/picture">
+                  <pic:nvPicPr>
+                    <pic:cNvPr id="0" name="" descr=""/>
+                    <pic:cNvPicPr>
+                      <a:picLocks noChangeAspect="1" noChangeArrowheads="1"/>
+                    </pic:cNvPicPr>
+                  </pic:nvPicPr>
+                  <pic:blipFill>
+                    <a:blip r:embed="rId12" cstate="none"/>
+                    <a:srcRect/>
+                    <a:stretch>
+                      <a:fillRect/>
+                    </a:stretch>
+                  </pic:blipFill>
+                  <pic:spPr bwMode="auto">
+                    <a:xfrm>
+                      <a:off x="0" y="0"/>
+                      <a:ext cx="1047750" cy="695325"/>
+                    </a:xfrm>
+                    <a:prstGeom prst="rect">
+                      <a:avLst/>
+                    </a:prstGeom>
+                  </pic:spPr>
+                </pic:pic>
+              </a:graphicData>
+            </a:graphic>
+          </wp:inline>
+        </w:drawing>
+      </w:r>
+    </w:p>
+    <w:p>
+      <w:pPr>
+        <w:keepNext/>
+        <w:spacing w:after="120"/>
+      </w:pPr>
+      <w:r>
+        <w:rPr>
+          <w:b/>
+          <w:bCs/>
+        </w:rPr>
         <w:t xml:space="preserve">Net (Plantilla (desarrollo plano))</w:t>
       </w:r>
       <w:r>
@@ -444,7 +507,7 @@
                     </pic:cNvPicPr>
                   </pic:nvPicPr>
                   <pic:blipFill>
-                    <a:blip r:embed="rId12" cstate="none"/>
+                    <a:blip r:embed="rId13" cstate="none"/>
                     <a:srcRect/>
                     <a:stretch>
                       <a:fillRect/>
@@ -1078,7 +1141,7 @@
           <w:b/>
           <w:bCs/>
         </w:rPr>
-        <w:t xml:space="preserve">6. onLevel — Added the Last Edge</w:t>
+        <w:t xml:space="preserve">6. Added the Last Edge</w:t>
       </w:r>
     </w:p>
     <w:p>
@@ -1605,7 +1668,7 @@
           <w:b/>
           <w:bCs/>
         </w:rPr>
-        <w:t xml:space="preserve">6. onLevel — Added the Last Edge</w:t>
+        <w:t xml:space="preserve">6. Added the Last Edge</w:t>
       </w:r>
     </w:p>
     <w:p>
@@ -1622,6 +1685,14 @@
       </w:pPr>
       <w:r>
         <w:t xml:space="preserve">     Correct work: The student multiplied the first two edges correctly (6 × 5 = 30) but then added the height instead of multiplying it. Every edge must be multiplied: V = 6 × 5 × 3 = 90 cubic units.</w:t>
+      </w:r>
+    </w:p>
+    <w:p>
+      <w:pPr>
+        <w:spacing w:after="80" w:before="0"/>
+      </w:pPr>
+      <w:r>
+        <w:t xml:space="preserve">     Watch for: The Calculate step starts fine with 6 × 5 = 30, but then the student writes + 3 instead of × 3, landing on 33. Volume multiplies every edge, so the correct work is V = 6 × 5 × 3 = 90 cubic units.</w:t>
       </w:r>
     </w:p>
     <w:p>
